--- a/1. Ideation Phase/brainstorm.docx
+++ b/1. Ideation Phase/brainstorm.docx
@@ -145,7 +145,16 @@
           </w:tcPr>
           <w:p>
             <w:r>
-              <w:t>Software Installation Request Automation</w:t>
+              <w:t xml:space="preserve">Employee Issue Management </w:t>
+            </w:r>
+            <w:r>
+              <w:t>–</w:t>
+            </w:r>
+            <w:r>
+              <w:t xml:space="preserve"> </w:t>
+            </w:r>
+            <w:r>
+              <w:t>Record Producer and Service Portal Integration</w:t>
             </w:r>
           </w:p>
         </w:tc>
@@ -241,6 +250,7 @@
         <w:rPr>
           <w:b/>
           <w:bCs/>
+          <w:noProof/>
         </w:rPr>
         <w:drawing>
           <wp:anchor distT="0" distB="0" distL="114300" distR="114300" simplePos="0" relativeHeight="251658240" behindDoc="1" locked="0" layoutInCell="1" allowOverlap="1" wp14:anchorId="5BAA2E08" wp14:editId="393E7EB3">
@@ -424,7 +434,6 @@
           <w:bCs/>
           <w:lang w:val="en-IN"/>
         </w:rPr>
-        <w:lastRenderedPageBreak/>
         <w:t>Grouped Themes:</w:t>
       </w:r>
     </w:p>
@@ -542,6 +551,9 @@
         <w:jc w:val="center"/>
       </w:pPr>
       <w:r>
+        <w:rPr>
+          <w:noProof/>
+        </w:rPr>
         <w:drawing>
           <wp:inline distT="0" distB="0" distL="0" distR="0" wp14:anchorId="770ACA90" wp14:editId="7409E2BB">
             <wp:extent cx="5624047" cy="3756986"/>
@@ -672,7 +684,11 @@
         <w:t>Employee Issue table</w:t>
       </w:r>
       <w:r>
-        <w:t>, where server-side logic (Business Rules and Data Policies) calculates ticket priority, automatically routes the issue to the designated support team, and provides real-time status tracking for the employee through resolution.</w:t>
+        <w:t xml:space="preserve">, where server-side logic (Business Rules and Data Policies) calculates ticket priority, </w:t>
+      </w:r>
+      <w:r>
+        <w:lastRenderedPageBreak/>
+        <w:t>automatically routes the issue to the designated support team, and provides real-time status tracking for the employee through resolution.</w:t>
       </w:r>
     </w:p>
     <w:sectPr>
@@ -1464,6 +1480,7 @@
   <w:style w:type="character" w:default="1" w:styleId="DefaultParagraphFont">
     <w:name w:val="Default Paragraph Font"/>
     <w:uiPriority w:val="1"/>
+    <w:semiHidden/>
     <w:unhideWhenUsed/>
   </w:style>
   <w:style w:type="table" w:default="1" w:styleId="TableNormal">
